--- a/HTML-templates/CFP_SessionChair-email_template.docx
+++ b/HTML-templates/CFP_SessionChair-email_template.docx
@@ -75,7 +75,62 @@
           <w:rFonts w:ascii="Times New Roman" w:hAnsi="Times New Roman"/>
           <w:sz w:val="28"/>
         </w:rPr>
-        <w:t>Thank you again for serving as the session chair for the 8th International Conference on Universal Village (IEEE UV 2026). The Call-for-Paper (CFP) is now published on UV website: https://universalvillage.org/ieee-uv2026/call-for-paper-4/#1588076964083-1b30b772-d75a</w:t>
+        <w:t>Thank you again for serving as the session chair for the 8th International Conference on Universal Village (IEEE UV 2026). The Call for Papers (CFP) and detailed session information are now published on the UV website:</w:t>
+      </w:r>
+    </w:p>
+    <w:p>
+      <w:pPr>
+        <w:pStyle w:val="ListBullet"/>
+        <w:ind w:left="720"/>
+      </w:pPr>
+      <w:r>
+        <w:rPr>
+          <w:rFonts w:ascii="Times New Roman" w:hAnsi="Times New Roman"/>
+          <w:b/>
+          <w:sz w:val="28"/>
+        </w:rPr>
+        <w:t>CFP:</w:t>
+      </w:r>
+      <w:r>
+        <w:rPr>
+          <w:rFonts w:ascii="Times New Roman" w:hAnsi="Times New Roman"/>
+          <w:sz w:val="28"/>
+        </w:rPr>
+        <w:t xml:space="preserve"> https://universalvillage.org/ieee-uv2026/call-for-paper-4/#1588076964083-1b30b772-d75a</w:t>
+      </w:r>
+    </w:p>
+    <w:p>
+      <w:pPr>
+        <w:pStyle w:val="ListBullet"/>
+        <w:ind w:left="720"/>
+      </w:pPr>
+      <w:r>
+        <w:rPr>
+          <w:rFonts w:ascii="Times New Roman" w:hAnsi="Times New Roman"/>
+          <w:b/>
+          <w:sz w:val="28"/>
+        </w:rPr>
+        <w:t>Session Details:</w:t>
+      </w:r>
+      <w:r>
+        <w:rPr>
+          <w:rFonts w:ascii="Times New Roman" w:hAnsi="Times New Roman"/>
+          <w:sz w:val="28"/>
+        </w:rPr>
+        <w:t xml:space="preserve"> https://universalvillage.org/ieee-uv2026/session/</w:t>
+      </w:r>
+    </w:p>
+    <w:p>
+      <w:pPr>
+        <w:ind w:left="720"/>
+        <w:jc w:val="both"/>
+      </w:pPr>
+      <w:r>
+        <w:rPr>
+          <w:rFonts w:ascii="Times New Roman" w:hAnsi="Times New Roman"/>
+          <w:sz w:val="28"/>
+        </w:rPr>
+        <w:t>Session Details: https://universalvillage.org/ieee-uv2026/session/</w:t>
       </w:r>
     </w:p>
     <w:p>
@@ -181,7 +236,7 @@
           <w:sz w:val="18"/>
           <w:u w:val="none"/>
         </w:rPr>
-        <w:t>CONTACT: UV2026.CONF@UNIVERSAL-VILLAGE.ORG</w:t>
+        <w:t>CONTACT: uv2026.conf@universal-village.org</w:t>
       </w:r>
     </w:p>
     <w:p>
@@ -197,7 +252,7 @@
           <w:sz w:val="18"/>
           <w:u w:val="single"/>
         </w:rPr>
-        <w:t>WEBSITE: HTTP://WWW.UNIVERSALVILLAGE.ORG</w:t>
+        <w:t>WEBSITE: http://www.universalvillage.org</w:t>
       </w:r>
     </w:p>
     <w:sectPr>

--- a/HTML-templates/CFP_SessionChair-email_template.docx
+++ b/HTML-templates/CFP_SessionChair-email_template.docx
@@ -191,6 +191,9 @@
       </w:r>
     </w:p>
     <w:p>
+      <w:pPr>
+        <w:spacing w:after="360"/>
+      </w:pPr>
       <w:r>
         <w:rPr>
           <w:rFonts w:ascii="Times New Roman" w:hAnsi="Times New Roman"/>
@@ -199,7 +202,11 @@
         <w:t>IEEE UV2026 Organizing Committee</w:t>
       </w:r>
     </w:p>
-    <w:p/>
+    <w:p>
+      <w:pPr>
+        <w:spacing w:before="120"/>
+      </w:pPr>
+    </w:p>
     <w:p>
       <w:pPr>
         <w:jc w:val="center"/>

--- a/HTML-templates/CFP_SessionChair-email_template.docx
+++ b/HTML-templates/CFP_SessionChair-email_template.docx
@@ -75,7 +75,7 @@
           <w:rFonts w:ascii="Times New Roman" w:hAnsi="Times New Roman"/>
           <w:sz w:val="28"/>
         </w:rPr>
-        <w:t>Thank you again for serving as the session chair for the 8th International Conference on Universal Village (IEEE UV 2026). The Call for Papers (CFP) and detailed session information are now published on the UV website:</w:t>
+        <w:t>Thank you again for serving as the session chair for the 8th International Conference on Universal Village (IEEE UV2026). The Call for Papers (CFP) and detailed session information are now published on the UV website:</w:t>
       </w:r>
     </w:p>
     <w:p>
